--- a/atelier/capsule_055_slicing.docx
+++ b/atelier/capsule_055_slicing.docx
@@ -343,7 +343,7 @@
           </w:tcPr>
           <w:p>
             <w:r>
-              <w:t xml:space="preserve">Feature flags (#54), Trunk-Based ; prépare l'atelier de slicing</w:t>
+              <w:t xml:space="preserve">Feature flags, Trunk-Based ; prépare l'atelier de slicing</w:t>
             </w:r>
           </w:p>
         </w:tc>
@@ -992,7 +992,7 @@
         </w:numPr>
       </w:pPr>
       <w:r>
-        <w:t xml:space="preserve">Les feature flags (capsule #54) gèrent les tranches incomplètes : si une fonctionnalité doit être livrée en plusieurs tranches dont certaines pas encore prêtes à être vues du client, on déploie chaque tranche derrière un flag à off, et on active quand l'ensemble cohérent est prêt. Slicing + flags = on intègre en continu sans exposer du partiel.</w:t>
+        <w:t xml:space="preserve">Les feature flags (capsule) gèrent les tranches incomplètes : si une fonctionnalité doit être livrée en plusieurs tranches dont certaines pas encore prêtes à être vues du client, on déploie chaque tranche derrière un flag à off, et on active quand l'ensemble cohérent est prêt. Slicing + flags = on intègre en continu sans exposer du partiel.</w:t>
       </w:r>
     </w:p>
     <w:p>
@@ -1155,7 +1155,7 @@
               <w:spacing w:after="40"/>
             </w:pPr>
             <w:r>
-              <w:t xml:space="preserve">Un flag a un COÛT : un if de plus, une branche à tester, de la complexité. Multiplier les flags sans discipline, c'est troquer une dette (la branche longue) contre une autre (la dette de flags vue dans la capsule #54).</w:t>
+              <w:t xml:space="preserve">Un flag a un COÛT : un if de plus, une branche à tester, de la complexité. Multiplier les flags sans discipline, c'est troquer une dette (la branche longue) contre une autre (la dette de flags vue dans la capsule).</w:t>
             </w:r>
           </w:p>
         </w:tc>
@@ -1236,7 +1236,7 @@
               <w:spacing w:after="40"/>
             </w:pPr>
             <w:r>
-              <w:t xml:space="preserve">Tout flag posé naît avec sa date de retrait et son propriétaire (gouvernance FF, capsule #54). Une tranche qui reste trop longtemps derrière un flag signale soit un mauvais découpage, soit de la dette de flags qui s'installe.</w:t>
+              <w:t xml:space="preserve">Tout flag posé naît avec sa date de retrait et son propriétaire (gouvernance FF, capsule). Une tranche qui reste trop longtemps derrière un flag signale soit un mauvais découpage, soit de la dette de flags qui s'installe.</w:t>
             </w:r>
           </w:p>
         </w:tc>
